--- a/templates/submittals/03_Submittal_Index.docx
+++ b/templates/submittals/03_Submittal_Index.docx
@@ -7,6 +7,7 @@
         <w:rPr>
           <w:rFonts w:ascii="Calibri" w:hAnsi="Calibri"/>
           <w:b/>
+          <w:color w:val="000000"/>
           <w:sz w:val="22"/>
         </w:rPr>
         <w:t>[Company Name]</w:t>
@@ -17,6 +18,7 @@
         <w:rPr>
           <w:rFonts w:ascii="Calibri" w:hAnsi="Calibri"/>
           <w:b w:val="0"/>
+          <w:color w:val="000000"/>
           <w:sz w:val="18"/>
         </w:rPr>
         <w:t>[Street Address]</w:t>
@@ -27,6 +29,7 @@
         <w:rPr>
           <w:rFonts w:ascii="Calibri" w:hAnsi="Calibri"/>
           <w:b w:val="0"/>
+          <w:color w:val="000000"/>
           <w:sz w:val="18"/>
         </w:rPr>
         <w:t>[City, State ZIP]</w:t>
@@ -37,6 +40,7 @@
         <w:rPr>
           <w:rFonts w:ascii="Calibri" w:hAnsi="Calibri"/>
           <w:b w:val="0"/>
+          <w:color w:val="000000"/>
           <w:sz w:val="18"/>
         </w:rPr>
         <w:t>[Phone]</w:t>
@@ -47,64 +51,96 @@
         <w:rPr>
           <w:rFonts w:ascii="Calibri" w:hAnsi="Calibri"/>
           <w:b w:val="0"/>
+          <w:color w:val="0563C1"/>
           <w:sz w:val="18"/>
+          <w:u w:val="single"/>
         </w:rPr>
         <w:t>[Website]</w:t>
       </w:r>
     </w:p>
-    <w:p>
-      <w:pPr>
-        <w:pBdr>
-          <w:bottom w:val="single" w:sz="6" w:space="1" w:color="1F3A5F"/>
-        </w:pBdr>
-      </w:pPr>
-    </w:p>
-    <w:p>
-      <w:pPr>
+    <w:p/>
+    <w:tbl>
+      <w:tblPr>
+        <w:tblW w:type="auto" w:w="0"/>
         <w:jc w:val="center"/>
-      </w:pPr>
-      <w:r>
-        <w:rPr>
-          <w:rFonts w:ascii="Calibri" w:hAnsi="Calibri"/>
-          <w:b/>
-          <w:color w:val="1F3A5F"/>
-          <w:sz w:val="32"/>
-        </w:rPr>
-        <w:t>SUBMITTAL INDEX</w:t>
-      </w:r>
-    </w:p>
-    <w:p>
-      <w:pPr>
-        <w:jc w:val="center"/>
-      </w:pPr>
-      <w:r>
-        <w:rPr>
-          <w:rFonts w:ascii="Calibri" w:hAnsi="Calibri"/>
-          <w:b/>
-          <w:sz w:val="22"/>
-        </w:rPr>
-        <w:t>Division [## ## ##] - [Division Name]</w:t>
-      </w:r>
-    </w:p>
+        <w:tblLayout w:type="fixed"/>
+        <w:tblLook w:firstColumn="1" w:firstRow="1" w:lastColumn="0" w:lastRow="0" w:noHBand="0" w:noVBand="1" w:val="04A0"/>
+      </w:tblPr>
+      <w:tblGrid>
+        <w:gridCol w:w="10224"/>
+      </w:tblGrid>
+      <w:tr>
+        <w:tc>
+          <w:tcPr>
+            <w:tcW w:type="dxa" w:w="10224"/>
+            <w:shd w:val="clear" w:color="auto" w:fill="1F3864"/>
+          </w:tcPr>
+          <w:p>
+            <w:pPr>
+              <w:jc w:val="center"/>
+            </w:pPr>
+            <w:r/>
+            <w:r>
+              <w:rPr>
+                <w:rFonts w:ascii="Calibri" w:hAnsi="Calibri"/>
+                <w:b/>
+                <w:color w:val="FFFFFF"/>
+                <w:sz w:val="36"/>
+              </w:rPr>
+              <w:t>SUBMITTAL INDEX</w:t>
+            </w:r>
+          </w:p>
+        </w:tc>
+      </w:tr>
+      <w:tr>
+        <w:tc>
+          <w:tcPr>
+            <w:tcW w:type="dxa" w:w="10224"/>
+            <w:shd w:val="clear" w:color="auto" w:fill="1F3864"/>
+          </w:tcPr>
+          <w:p>
+            <w:pPr>
+              <w:jc w:val="center"/>
+            </w:pPr>
+            <w:r/>
+            <w:r>
+              <w:rPr>
+                <w:rFonts w:ascii="Calibri" w:hAnsi="Calibri"/>
+                <w:b w:val="0"/>
+                <w:color w:val="FFFFFF"/>
+                <w:sz w:val="20"/>
+              </w:rPr>
+              <w:t>Division [## ## ##]  -  [Division Name]</w:t>
+            </w:r>
+          </w:p>
+        </w:tc>
+      </w:tr>
+    </w:tbl>
     <w:p/>
     <w:p>
       <w:r>
         <w:rPr>
           <w:rFonts w:ascii="Calibri" w:hAnsi="Calibri"/>
           <w:b/>
-          <w:color w:val="2E75B6"/>
-          <w:sz w:val="20"/>
+          <w:color w:val="000000"/>
+          <w:sz w:val="22"/>
         </w:rPr>
-        <w:t>Items Submitted</w:t>
+        <w:t>ITEMS SUBMITTED</w:t>
       </w:r>
     </w:p>
     <w:tbl>
       <w:tblPr>
-        <w:tblStyle w:val="LightGrid-Accent1"/>
         <w:tblW w:type="auto" w:w="0"/>
-        <w:jc w:val="left"/>
         <w:tblLayout w:type="fixed"/>
         <w:tblLook w:firstColumn="1" w:firstRow="1" w:lastColumn="0" w:lastRow="0" w:noHBand="0" w:noVBand="1" w:val="04A0"/>
+        <w:tblBorders>
+          <w:top w:val="single" w:sz="4" w:space="0" w:color="7F7F7F"/>
+          <w:left w:val="single" w:sz="4" w:space="0" w:color="7F7F7F"/>
+          <w:bottom w:val="single" w:sz="4" w:space="0" w:color="7F7F7F"/>
+          <w:right w:val="single" w:sz="4" w:space="0" w:color="7F7F7F"/>
+          <w:insideH w:val="single" w:sz="4" w:space="0" w:color="7F7F7F"/>
+          <w:insideV w:val="single" w:sz="4" w:space="0" w:color="7F7F7F"/>
+        </w:tblBorders>
       </w:tblPr>
       <w:tblGrid>
         <w:gridCol w:w="3408"/>
@@ -114,8 +150,8 @@
       <w:tr>
         <w:tc>
           <w:tcPr>
-            <w:tcW w:type="dxa" w:w="864"/>
-            <w:shd w:val="clear" w:color="auto" w:fill="1F3A5F"/>
+            <w:tcW w:type="dxa" w:w="1008"/>
+            <w:shd w:val="clear" w:color="auto" w:fill="DAE3F3"/>
           </w:tcPr>
           <w:p>
             <w:r/>
@@ -123,8 +159,8 @@
               <w:rPr>
                 <w:rFonts w:ascii="Calibri" w:hAnsi="Calibri"/>
                 <w:b/>
-                <w:color w:val="FFFFFF"/>
-                <w:sz w:val="18"/>
+                <w:color w:val="000000"/>
+                <w:sz w:val="20"/>
               </w:rPr>
               <w:t>Item</w:t>
             </w:r>
@@ -133,7 +169,7 @@
         <w:tc>
           <w:tcPr>
             <w:tcW w:type="dxa" w:w="7776"/>
-            <w:shd w:val="clear" w:color="auto" w:fill="1F3A5F"/>
+            <w:shd w:val="clear" w:color="auto" w:fill="DAE3F3"/>
           </w:tcPr>
           <w:p>
             <w:r/>
@@ -141,8 +177,8 @@
               <w:rPr>
                 <w:rFonts w:ascii="Calibri" w:hAnsi="Calibri"/>
                 <w:b/>
-                <w:color w:val="FFFFFF"/>
-                <w:sz w:val="18"/>
+                <w:color w:val="000000"/>
+                <w:sz w:val="20"/>
               </w:rPr>
               <w:t>Description</w:t>
             </w:r>
@@ -151,7 +187,7 @@
         <w:tc>
           <w:tcPr>
             <w:tcW w:type="dxa" w:w="1440"/>
-            <w:shd w:val="clear" w:color="auto" w:fill="1F3A5F"/>
+            <w:shd w:val="clear" w:color="auto" w:fill="DAE3F3"/>
           </w:tcPr>
           <w:p>
             <w:r/>
@@ -159,8 +195,8 @@
               <w:rPr>
                 <w:rFonts w:ascii="Calibri" w:hAnsi="Calibri"/>
                 <w:b/>
-                <w:color w:val="FFFFFF"/>
-                <w:sz w:val="18"/>
+                <w:color w:val="000000"/>
+                <w:sz w:val="20"/>
               </w:rPr>
               <w:t>Spec Section</w:t>
             </w:r>
@@ -170,15 +206,19 @@
       <w:tr>
         <w:tc>
           <w:tcPr>
-            <w:tcW w:type="dxa" w:w="864"/>
+            <w:tcW w:type="dxa" w:w="1008"/>
           </w:tcPr>
           <w:p>
+            <w:pPr>
+              <w:jc w:val="center"/>
+            </w:pPr>
             <w:r/>
             <w:r>
               <w:rPr>
                 <w:rFonts w:ascii="Calibri" w:hAnsi="Calibri"/>
                 <w:b w:val="0"/>
-                <w:sz w:val="18"/>
+                <w:color w:val="000000"/>
+                <w:sz w:val="20"/>
               </w:rPr>
               <w:t>1</w:t>
             </w:r>
@@ -194,7 +234,8 @@
               <w:rPr>
                 <w:rFonts w:ascii="Calibri" w:hAnsi="Calibri"/>
                 <w:b w:val="0"/>
-                <w:sz w:val="18"/>
+                <w:color w:val="000000"/>
+                <w:sz w:val="20"/>
               </w:rPr>
               <w:t>[Product / shop drawing / sample description - manufacturer, model, rating, application, quantity]</w:t>
             </w:r>
@@ -205,12 +246,16 @@
             <w:tcW w:type="dxa" w:w="1440"/>
           </w:tcPr>
           <w:p>
+            <w:pPr>
+              <w:jc w:val="center"/>
+            </w:pPr>
             <w:r/>
             <w:r>
               <w:rPr>
                 <w:rFonts w:ascii="Calibri" w:hAnsi="Calibri"/>
                 <w:b w:val="0"/>
-                <w:sz w:val="18"/>
+                <w:color w:val="000000"/>
+                <w:sz w:val="20"/>
               </w:rPr>
               <w:t>[## ## ##]</w:t>
             </w:r>
@@ -220,7 +265,7 @@
       <w:tr>
         <w:tc>
           <w:tcPr>
-            <w:tcW w:type="dxa" w:w="864"/>
+            <w:tcW w:type="dxa" w:w="1008"/>
           </w:tcPr>
           <w:p>
             <w:r/>
@@ -228,9 +273,9 @@
               <w:rPr>
                 <w:rFonts w:ascii="Calibri" w:hAnsi="Calibri"/>
                 <w:b w:val="0"/>
-                <w:sz w:val="18"/>
+                <w:color w:val="000000"/>
+                <w:sz w:val="20"/>
               </w:rPr>
-              <w:t>2</w:t>
             </w:r>
           </w:p>
         </w:tc>
@@ -244,7 +289,8 @@
               <w:rPr>
                 <w:rFonts w:ascii="Calibri" w:hAnsi="Calibri"/>
                 <w:b w:val="0"/>
-                <w:sz w:val="18"/>
+                <w:color w:val="000000"/>
+                <w:sz w:val="20"/>
               </w:rPr>
             </w:r>
           </w:p>
@@ -259,7 +305,8 @@
               <w:rPr>
                 <w:rFonts w:ascii="Calibri" w:hAnsi="Calibri"/>
                 <w:b w:val="0"/>
-                <w:sz w:val="18"/>
+                <w:color w:val="000000"/>
+                <w:sz w:val="20"/>
               </w:rPr>
             </w:r>
           </w:p>
@@ -268,7 +315,7 @@
       <w:tr>
         <w:tc>
           <w:tcPr>
-            <w:tcW w:type="dxa" w:w="864"/>
+            <w:tcW w:type="dxa" w:w="1008"/>
           </w:tcPr>
           <w:p>
             <w:r/>
@@ -276,9 +323,9 @@
               <w:rPr>
                 <w:rFonts w:ascii="Calibri" w:hAnsi="Calibri"/>
                 <w:b w:val="0"/>
-                <w:sz w:val="18"/>
+                <w:color w:val="000000"/>
+                <w:sz w:val="20"/>
               </w:rPr>
-              <w:t>3</w:t>
             </w:r>
           </w:p>
         </w:tc>
@@ -292,7 +339,8 @@
               <w:rPr>
                 <w:rFonts w:ascii="Calibri" w:hAnsi="Calibri"/>
                 <w:b w:val="0"/>
-                <w:sz w:val="18"/>
+                <w:color w:val="000000"/>
+                <w:sz w:val="20"/>
               </w:rPr>
             </w:r>
           </w:p>
@@ -307,151 +355,8 @@
               <w:rPr>
                 <w:rFonts w:ascii="Calibri" w:hAnsi="Calibri"/>
                 <w:b w:val="0"/>
-                <w:sz w:val="18"/>
-              </w:rPr>
-            </w:r>
-          </w:p>
-        </w:tc>
-      </w:tr>
-      <w:tr>
-        <w:tc>
-          <w:tcPr>
-            <w:tcW w:type="dxa" w:w="864"/>
-          </w:tcPr>
-          <w:p>
-            <w:r/>
-            <w:r>
-              <w:rPr>
-                <w:rFonts w:ascii="Calibri" w:hAnsi="Calibri"/>
-                <w:b w:val="0"/>
-                <w:sz w:val="18"/>
-              </w:rPr>
-              <w:t>4</w:t>
-            </w:r>
-          </w:p>
-        </w:tc>
-        <w:tc>
-          <w:tcPr>
-            <w:tcW w:type="dxa" w:w="7776"/>
-          </w:tcPr>
-          <w:p>
-            <w:r/>
-            <w:r>
-              <w:rPr>
-                <w:rFonts w:ascii="Calibri" w:hAnsi="Calibri"/>
-                <w:b w:val="0"/>
-                <w:sz w:val="18"/>
-              </w:rPr>
-            </w:r>
-          </w:p>
-        </w:tc>
-        <w:tc>
-          <w:tcPr>
-            <w:tcW w:type="dxa" w:w="1440"/>
-          </w:tcPr>
-          <w:p>
-            <w:r/>
-            <w:r>
-              <w:rPr>
-                <w:rFonts w:ascii="Calibri" w:hAnsi="Calibri"/>
-                <w:b w:val="0"/>
-                <w:sz w:val="18"/>
-              </w:rPr>
-            </w:r>
-          </w:p>
-        </w:tc>
-      </w:tr>
-      <w:tr>
-        <w:tc>
-          <w:tcPr>
-            <w:tcW w:type="dxa" w:w="864"/>
-          </w:tcPr>
-          <w:p>
-            <w:r/>
-            <w:r>
-              <w:rPr>
-                <w:rFonts w:ascii="Calibri" w:hAnsi="Calibri"/>
-                <w:b w:val="0"/>
-                <w:sz w:val="18"/>
-              </w:rPr>
-              <w:t>5</w:t>
-            </w:r>
-          </w:p>
-        </w:tc>
-        <w:tc>
-          <w:tcPr>
-            <w:tcW w:type="dxa" w:w="7776"/>
-          </w:tcPr>
-          <w:p>
-            <w:r/>
-            <w:r>
-              <w:rPr>
-                <w:rFonts w:ascii="Calibri" w:hAnsi="Calibri"/>
-                <w:b w:val="0"/>
-                <w:sz w:val="18"/>
-              </w:rPr>
-            </w:r>
-          </w:p>
-        </w:tc>
-        <w:tc>
-          <w:tcPr>
-            <w:tcW w:type="dxa" w:w="1440"/>
-          </w:tcPr>
-          <w:p>
-            <w:r/>
-            <w:r>
-              <w:rPr>
-                <w:rFonts w:ascii="Calibri" w:hAnsi="Calibri"/>
-                <w:b w:val="0"/>
-                <w:sz w:val="18"/>
-              </w:rPr>
-            </w:r>
-          </w:p>
-        </w:tc>
-      </w:tr>
-      <w:tr>
-        <w:tc>
-          <w:tcPr>
-            <w:tcW w:type="dxa" w:w="864"/>
-          </w:tcPr>
-          <w:p>
-            <w:r/>
-            <w:r>
-              <w:rPr>
-                <w:rFonts w:ascii="Calibri" w:hAnsi="Calibri"/>
-                <w:b w:val="0"/>
-                <w:sz w:val="18"/>
-              </w:rPr>
-              <w:t>6</w:t>
-            </w:r>
-          </w:p>
-        </w:tc>
-        <w:tc>
-          <w:tcPr>
-            <w:tcW w:type="dxa" w:w="7776"/>
-          </w:tcPr>
-          <w:p>
-            <w:r/>
-            <w:r>
-              <w:rPr>
-                <w:rFonts w:ascii="Calibri" w:hAnsi="Calibri"/>
-                <w:b w:val="0"/>
-                <w:sz w:val="18"/>
-              </w:rPr>
-            </w:r>
-          </w:p>
-        </w:tc>
-        <w:tc>
-          <w:tcPr>
-            <w:tcW w:type="dxa" w:w="1440"/>
-          </w:tcPr>
-          <w:p>
-            <w:r/>
-            <w:r>
-              <w:rPr>
-                <w:rFonts w:ascii="Calibri" w:hAnsi="Calibri"/>
-                <w:b w:val="0"/>
-                <w:sz w:val="18"/>
+                <w:color w:val="000000"/>
+                <w:sz w:val="20"/>
               </w:rPr>
             </w:r>
           </w:p>
@@ -464,10 +369,10 @@
         <w:rPr>
           <w:rFonts w:ascii="Calibri" w:hAnsi="Calibri"/>
           <w:b/>
-          <w:color w:val="2E75B6"/>
-          <w:sz w:val="20"/>
+          <w:color w:val="000000"/>
+          <w:sz w:val="22"/>
         </w:rPr>
-        <w:t>Contractor's Remarks</w:t>
+        <w:t>KNOWN DEVIATIONS FROM CONTRACT DOCUMENTS</w:t>
       </w:r>
     </w:p>
     <w:p>
@@ -475,19 +380,26 @@
         <w:rPr>
           <w:rFonts w:ascii="Calibri" w:hAnsi="Calibri"/>
           <w:b w:val="0"/>
+          <w:color w:val="000000"/>
           <w:sz w:val="20"/>
         </w:rPr>
-        <w:t>Contractor has reviewed submitted product data against Division [##] specifications. The following remarks are provided for the A/E's consideration.</w:t>
+        <w:t>Per Section [23 00 90 / 01 33 00], the following deviations are noted where submittals differ from the contract documents. All items are flagged with revision clouds and callout notes in the attached markup for the Engineer's review and comment.</w:t>
       </w:r>
     </w:p>
     <w:p/>
     <w:tbl>
       <w:tblPr>
-        <w:tblStyle w:val="LightGrid-Accent1"/>
         <w:tblW w:type="auto" w:w="0"/>
-        <w:jc w:val="left"/>
         <w:tblLayout w:type="fixed"/>
         <w:tblLook w:firstColumn="1" w:firstRow="1" w:lastColumn="0" w:lastRow="0" w:noHBand="0" w:noVBand="1" w:val="04A0"/>
+        <w:tblBorders>
+          <w:top w:val="single" w:sz="4" w:space="0" w:color="7F7F7F"/>
+          <w:left w:val="single" w:sz="4" w:space="0" w:color="7F7F7F"/>
+          <w:bottom w:val="single" w:sz="4" w:space="0" w:color="7F7F7F"/>
+          <w:right w:val="single" w:sz="4" w:space="0" w:color="7F7F7F"/>
+          <w:insideH w:val="single" w:sz="4" w:space="0" w:color="7F7F7F"/>
+          <w:insideV w:val="single" w:sz="4" w:space="0" w:color="7F7F7F"/>
+        </w:tblBorders>
       </w:tblPr>
       <w:tblGrid>
         <w:gridCol w:w="2556"/>
@@ -499,7 +411,7 @@
         <w:tc>
           <w:tcPr>
             <w:tcW w:type="dxa" w:w="720"/>
-            <w:shd w:val="clear" w:color="auto" w:fill="1F3A5F"/>
+            <w:shd w:val="clear" w:color="auto" w:fill="DAE3F3"/>
           </w:tcPr>
           <w:p>
             <w:r/>
@@ -507,17 +419,17 @@
               <w:rPr>
                 <w:rFonts w:ascii="Calibri" w:hAnsi="Calibri"/>
                 <w:b/>
-                <w:color w:val="FFFFFF"/>
-                <w:sz w:val="18"/>
+                <w:color w:val="000000"/>
+                <w:sz w:val="20"/>
               </w:rPr>
-              <w:t>#</w:t>
+              <w:t>No.</w:t>
             </w:r>
           </w:p>
         </w:tc>
         <w:tc>
           <w:tcPr>
-            <w:tcW w:type="dxa" w:w="6480"/>
-            <w:shd w:val="clear" w:color="auto" w:fill="1F3A5F"/>
+            <w:tcW w:type="dxa" w:w="6624"/>
+            <w:shd w:val="clear" w:color="auto" w:fill="DAE3F3"/>
           </w:tcPr>
           <w:p>
             <w:r/>
@@ -525,17 +437,17 @@
               <w:rPr>
                 <w:rFonts w:ascii="Calibri" w:hAnsi="Calibri"/>
                 <w:b/>
-                <w:color w:val="FFFFFF"/>
-                <w:sz w:val="18"/>
+                <w:color w:val="000000"/>
+                <w:sz w:val="20"/>
               </w:rPr>
-              <w:t>Remark</w:t>
+              <w:t>Deviation</w:t>
             </w:r>
           </w:p>
         </w:tc>
         <w:tc>
           <w:tcPr>
             <w:tcW w:type="dxa" w:w="1440"/>
-            <w:shd w:val="clear" w:color="auto" w:fill="1F3A5F"/>
+            <w:shd w:val="clear" w:color="auto" w:fill="DAE3F3"/>
           </w:tcPr>
           <w:p>
             <w:r/>
@@ -543,8 +455,8 @@
               <w:rPr>
                 <w:rFonts w:ascii="Calibri" w:hAnsi="Calibri"/>
                 <w:b/>
-                <w:color w:val="FFFFFF"/>
-                <w:sz w:val="18"/>
+                <w:color w:val="000000"/>
+                <w:sz w:val="20"/>
               </w:rPr>
               <w:t>Spec Ref.</w:t>
             </w:r>
@@ -553,7 +465,7 @@
         <w:tc>
           <w:tcPr>
             <w:tcW w:type="dxa" w:w="1440"/>
-            <w:shd w:val="clear" w:color="auto" w:fill="1F3A5F"/>
+            <w:shd w:val="clear" w:color="auto" w:fill="DAE3F3"/>
           </w:tcPr>
           <w:p>
             <w:r/>
@@ -561,314 +473,8 @@
               <w:rPr>
                 <w:rFonts w:ascii="Calibri" w:hAnsi="Calibri"/>
                 <w:b/>
-                <w:color w:val="FFFFFF"/>
-                <w:sz w:val="18"/>
-              </w:rPr>
-              <w:t>Status</w:t>
-            </w:r>
-          </w:p>
-        </w:tc>
-      </w:tr>
-      <w:tr>
-        <w:tc>
-          <w:tcPr>
-            <w:tcW w:type="dxa" w:w="720"/>
-          </w:tcPr>
-          <w:p>
-            <w:r/>
-            <w:r>
-              <w:rPr>
-                <w:rFonts w:ascii="Calibri" w:hAnsi="Calibri"/>
-                <w:b w:val="0"/>
-                <w:sz w:val="18"/>
-              </w:rPr>
-              <w:t>1</w:t>
-            </w:r>
-          </w:p>
-        </w:tc>
-        <w:tc>
-          <w:tcPr>
-            <w:tcW w:type="dxa" w:w="6480"/>
-          </w:tcPr>
-          <w:p>
-            <w:r/>
-            <w:r>
-              <w:rPr>
-                <w:rFonts w:ascii="Calibri" w:hAnsi="Calibri"/>
-                <w:b w:val="0"/>
-                <w:sz w:val="18"/>
-              </w:rPr>
-              <w:t>[Note any clarifications, quantity verifications, or questions the A/E should address]</w:t>
-            </w:r>
-          </w:p>
-        </w:tc>
-        <w:tc>
-          <w:tcPr>
-            <w:tcW w:type="dxa" w:w="1440"/>
-          </w:tcPr>
-          <w:p>
-            <w:r/>
-            <w:r>
-              <w:rPr>
-                <w:rFonts w:ascii="Calibri" w:hAnsi="Calibri"/>
-                <w:b w:val="0"/>
-                <w:sz w:val="18"/>
-              </w:rPr>
-              <w:t>[## ## ##]</w:t>
-            </w:r>
-          </w:p>
-        </w:tc>
-        <w:tc>
-          <w:tcPr>
-            <w:tcW w:type="dxa" w:w="1440"/>
-          </w:tcPr>
-          <w:p>
-            <w:r/>
-            <w:r>
-              <w:rPr>
-                <w:rFonts w:ascii="Calibri" w:hAnsi="Calibri"/>
-                <w:b w:val="0"/>
-                <w:sz w:val="18"/>
-              </w:rPr>
-              <w:t>FOR REVIEW</w:t>
-            </w:r>
-          </w:p>
-        </w:tc>
-      </w:tr>
-      <w:tr>
-        <w:tc>
-          <w:tcPr>
-            <w:tcW w:type="dxa" w:w="720"/>
-          </w:tcPr>
-          <w:p>
-            <w:r/>
-            <w:r>
-              <w:rPr>
-                <w:rFonts w:ascii="Calibri" w:hAnsi="Calibri"/>
-                <w:b w:val="0"/>
-                <w:sz w:val="18"/>
-              </w:rPr>
-              <w:t>2</w:t>
-            </w:r>
-          </w:p>
-        </w:tc>
-        <w:tc>
-          <w:tcPr>
-            <w:tcW w:type="dxa" w:w="6480"/>
-          </w:tcPr>
-          <w:p>
-            <w:r/>
-            <w:r>
-              <w:rPr>
-                <w:rFonts w:ascii="Calibri" w:hAnsi="Calibri"/>
-                <w:b w:val="0"/>
-                <w:sz w:val="18"/>
-              </w:rPr>
-              <w:t>[Note items not included in this submittal but covered elsewhere or available on request]</w:t>
-            </w:r>
-          </w:p>
-        </w:tc>
-        <w:tc>
-          <w:tcPr>
-            <w:tcW w:type="dxa" w:w="1440"/>
-          </w:tcPr>
-          <w:p>
-            <w:r/>
-            <w:r>
-              <w:rPr>
-                <w:rFonts w:ascii="Calibri" w:hAnsi="Calibri"/>
-                <w:b w:val="0"/>
-                <w:sz w:val="18"/>
-              </w:rPr>
-              <w:t>[## ## ##]</w:t>
-            </w:r>
-          </w:p>
-        </w:tc>
-        <w:tc>
-          <w:tcPr>
-            <w:tcW w:type="dxa" w:w="1440"/>
-          </w:tcPr>
-          <w:p>
-            <w:r/>
-            <w:r>
-              <w:rPr>
-                <w:rFonts w:ascii="Calibri" w:hAnsi="Calibri"/>
-                <w:b w:val="0"/>
-                <w:sz w:val="18"/>
-              </w:rPr>
-              <w:t>FOR INFO</w:t>
-            </w:r>
-          </w:p>
-        </w:tc>
-      </w:tr>
-      <w:tr>
-        <w:tc>
-          <w:tcPr>
-            <w:tcW w:type="dxa" w:w="720"/>
-          </w:tcPr>
-          <w:p>
-            <w:r/>
-            <w:r>
-              <w:rPr>
-                <w:rFonts w:ascii="Calibri" w:hAnsi="Calibri"/>
-                <w:b w:val="0"/>
-                <w:sz w:val="18"/>
-              </w:rPr>
-            </w:r>
-          </w:p>
-        </w:tc>
-        <w:tc>
-          <w:tcPr>
-            <w:tcW w:type="dxa" w:w="6480"/>
-          </w:tcPr>
-          <w:p>
-            <w:r/>
-            <w:r>
-              <w:rPr>
-                <w:rFonts w:ascii="Calibri" w:hAnsi="Calibri"/>
-                <w:b w:val="0"/>
-                <w:sz w:val="18"/>
-              </w:rPr>
-            </w:r>
-          </w:p>
-        </w:tc>
-        <w:tc>
-          <w:tcPr>
-            <w:tcW w:type="dxa" w:w="1440"/>
-          </w:tcPr>
-          <w:p>
-            <w:r/>
-            <w:r>
-              <w:rPr>
-                <w:rFonts w:ascii="Calibri" w:hAnsi="Calibri"/>
-                <w:b w:val="0"/>
-                <w:sz w:val="18"/>
-              </w:rPr>
-            </w:r>
-          </w:p>
-        </w:tc>
-        <w:tc>
-          <w:tcPr>
-            <w:tcW w:type="dxa" w:w="1440"/>
-          </w:tcPr>
-          <w:p>
-            <w:r/>
-            <w:r>
-              <w:rPr>
-                <w:rFonts w:ascii="Calibri" w:hAnsi="Calibri"/>
-                <w:b w:val="0"/>
-                <w:sz w:val="18"/>
-              </w:rPr>
-            </w:r>
-          </w:p>
-        </w:tc>
-      </w:tr>
-    </w:tbl>
-    <w:p/>
-    <w:p>
-      <w:r>
-        <w:rPr>
-          <w:rFonts w:ascii="Calibri" w:hAnsi="Calibri"/>
-          <w:b/>
-          <w:color w:val="2E75B6"/>
-          <w:sz w:val="20"/>
-        </w:rPr>
-        <w:t>Known Deviations from Contract Documents</w:t>
-      </w:r>
-    </w:p>
-    <w:p>
-      <w:r>
-        <w:rPr>
-          <w:rFonts w:ascii="Calibri" w:hAnsi="Calibri"/>
-          <w:b w:val="0"/>
-          <w:sz w:val="20"/>
-        </w:rPr>
-        <w:t>Per Section [23 00 90 / 01 33 00], the following deviations are noted where submittals differ from the contract documents. All items are flagged with revision clouds and callout notes in the attached markup for A/E review and comment.</w:t>
-      </w:r>
-    </w:p>
-    <w:p/>
-    <w:tbl>
-      <w:tblPr>
-        <w:tblStyle w:val="LightGrid-Accent1"/>
-        <w:tblW w:type="auto" w:w="0"/>
-        <w:jc w:val="left"/>
-        <w:tblLayout w:type="fixed"/>
-        <w:tblLook w:firstColumn="1" w:firstRow="1" w:lastColumn="0" w:lastRow="0" w:noHBand="0" w:noVBand="1" w:val="04A0"/>
-      </w:tblPr>
-      <w:tblGrid>
-        <w:gridCol w:w="2556"/>
-        <w:gridCol w:w="2556"/>
-        <w:gridCol w:w="2556"/>
-        <w:gridCol w:w="2556"/>
-      </w:tblGrid>
-      <w:tr>
-        <w:tc>
-          <w:tcPr>
-            <w:tcW w:type="dxa" w:w="720"/>
-            <w:shd w:val="clear" w:color="auto" w:fill="1F3A5F"/>
-          </w:tcPr>
-          <w:p>
-            <w:r/>
-            <w:r>
-              <w:rPr>
-                <w:rFonts w:ascii="Calibri" w:hAnsi="Calibri"/>
-                <w:b/>
-                <w:color w:val="FFFFFF"/>
-                <w:sz w:val="18"/>
-              </w:rPr>
-              <w:t>No.</w:t>
-            </w:r>
-          </w:p>
-        </w:tc>
-        <w:tc>
-          <w:tcPr>
-            <w:tcW w:type="dxa" w:w="6480"/>
-            <w:shd w:val="clear" w:color="auto" w:fill="1F3A5F"/>
-          </w:tcPr>
-          <w:p>
-            <w:r/>
-            <w:r>
-              <w:rPr>
-                <w:rFonts w:ascii="Calibri" w:hAnsi="Calibri"/>
-                <w:b/>
-                <w:color w:val="FFFFFF"/>
-                <w:sz w:val="18"/>
-              </w:rPr>
-              <w:t>Deviation</w:t>
-            </w:r>
-          </w:p>
-        </w:tc>
-        <w:tc>
-          <w:tcPr>
-            <w:tcW w:type="dxa" w:w="1440"/>
-            <w:shd w:val="clear" w:color="auto" w:fill="1F3A5F"/>
-          </w:tcPr>
-          <w:p>
-            <w:r/>
-            <w:r>
-              <w:rPr>
-                <w:rFonts w:ascii="Calibri" w:hAnsi="Calibri"/>
-                <w:b/>
-                <w:color w:val="FFFFFF"/>
-                <w:sz w:val="18"/>
-              </w:rPr>
-              <w:t>Spec Ref.</w:t>
-            </w:r>
-          </w:p>
-        </w:tc>
-        <w:tc>
-          <w:tcPr>
-            <w:tcW w:type="dxa" w:w="1440"/>
-            <w:shd w:val="clear" w:color="auto" w:fill="1F3A5F"/>
-          </w:tcPr>
-          <w:p>
-            <w:r/>
-            <w:r>
-              <w:rPr>
-                <w:rFonts w:ascii="Calibri" w:hAnsi="Calibri"/>
-                <w:b/>
-                <w:color w:val="FFFFFF"/>
-                <w:sz w:val="18"/>
+                <w:color w:val="000000"/>
+                <w:sz w:val="20"/>
               </w:rPr>
               <w:t>Severity</w:t>
             </w:r>
@@ -886,14 +492,15 @@
               <w:rPr>
                 <w:rFonts w:ascii="Calibri" w:hAnsi="Calibri"/>
                 <w:b w:val="0"/>
-                <w:sz w:val="18"/>
+                <w:color w:val="000000"/>
+                <w:sz w:val="20"/>
               </w:rPr>
             </w:r>
           </w:p>
         </w:tc>
         <w:tc>
           <w:tcPr>
-            <w:tcW w:type="dxa" w:w="6480"/>
+            <w:tcW w:type="dxa" w:w="6624"/>
           </w:tcPr>
           <w:p>
             <w:r/>
@@ -901,7 +508,8 @@
               <w:rPr>
                 <w:rFonts w:ascii="Calibri" w:hAnsi="Calibri"/>
                 <w:b w:val="0"/>
-                <w:sz w:val="18"/>
+                <w:color w:val="000000"/>
+                <w:sz w:val="20"/>
               </w:rPr>
             </w:r>
           </w:p>
@@ -916,7 +524,8 @@
               <w:rPr>
                 <w:rFonts w:ascii="Calibri" w:hAnsi="Calibri"/>
                 <w:b w:val="0"/>
-                <w:sz w:val="18"/>
+                <w:color w:val="000000"/>
+                <w:sz w:val="20"/>
               </w:rPr>
             </w:r>
           </w:p>
@@ -931,7 +540,8 @@
               <w:rPr>
                 <w:rFonts w:ascii="Calibri" w:hAnsi="Calibri"/>
                 <w:b w:val="0"/>
-                <w:sz w:val="18"/>
+                <w:color w:val="000000"/>
+                <w:sz w:val="20"/>
               </w:rPr>
             </w:r>
           </w:p>
@@ -948,14 +558,15 @@
               <w:rPr>
                 <w:rFonts w:ascii="Calibri" w:hAnsi="Calibri"/>
                 <w:b w:val="0"/>
-                <w:sz w:val="18"/>
+                <w:color w:val="000000"/>
+                <w:sz w:val="20"/>
               </w:rPr>
             </w:r>
           </w:p>
         </w:tc>
         <w:tc>
           <w:tcPr>
-            <w:tcW w:type="dxa" w:w="6480"/>
+            <w:tcW w:type="dxa" w:w="6624"/>
           </w:tcPr>
           <w:p>
             <w:r/>
@@ -963,7 +574,8 @@
               <w:rPr>
                 <w:rFonts w:ascii="Calibri" w:hAnsi="Calibri"/>
                 <w:b w:val="0"/>
-                <w:sz w:val="18"/>
+                <w:color w:val="000000"/>
+                <w:sz w:val="20"/>
               </w:rPr>
             </w:r>
           </w:p>
@@ -978,7 +590,8 @@
               <w:rPr>
                 <w:rFonts w:ascii="Calibri" w:hAnsi="Calibri"/>
                 <w:b w:val="0"/>
-                <w:sz w:val="18"/>
+                <w:color w:val="000000"/>
+                <w:sz w:val="20"/>
               </w:rPr>
             </w:r>
           </w:p>
@@ -993,7 +606,8 @@
               <w:rPr>
                 <w:rFonts w:ascii="Calibri" w:hAnsi="Calibri"/>
                 <w:b w:val="0"/>
-                <w:sz w:val="18"/>
+                <w:color w:val="000000"/>
+                <w:sz w:val="20"/>
               </w:rPr>
             </w:r>
           </w:p>
@@ -1010,14 +624,15 @@
               <w:rPr>
                 <w:rFonts w:ascii="Calibri" w:hAnsi="Calibri"/>
                 <w:b w:val="0"/>
-                <w:sz w:val="18"/>
+                <w:color w:val="000000"/>
+                <w:sz w:val="20"/>
               </w:rPr>
             </w:r>
           </w:p>
         </w:tc>
         <w:tc>
           <w:tcPr>
-            <w:tcW w:type="dxa" w:w="6480"/>
+            <w:tcW w:type="dxa" w:w="6624"/>
           </w:tcPr>
           <w:p>
             <w:r/>
@@ -1025,7 +640,8 @@
               <w:rPr>
                 <w:rFonts w:ascii="Calibri" w:hAnsi="Calibri"/>
                 <w:b w:val="0"/>
-                <w:sz w:val="18"/>
+                <w:color w:val="000000"/>
+                <w:sz w:val="20"/>
               </w:rPr>
             </w:r>
           </w:p>
@@ -1040,7 +656,8 @@
               <w:rPr>
                 <w:rFonts w:ascii="Calibri" w:hAnsi="Calibri"/>
                 <w:b w:val="0"/>
-                <w:sz w:val="18"/>
+                <w:color w:val="000000"/>
+                <w:sz w:val="20"/>
               </w:rPr>
             </w:r>
           </w:p>
@@ -1055,30 +672,17 @@
               <w:rPr>
                 <w:rFonts w:ascii="Calibri" w:hAnsi="Calibri"/>
                 <w:b w:val="0"/>
-                <w:sz w:val="18"/>
+                <w:color w:val="000000"/>
+                <w:sz w:val="20"/>
               </w:rPr>
             </w:r>
           </w:p>
         </w:tc>
       </w:tr>
     </w:tbl>
-    <w:p/>
-    <w:p>
-      <w:pPr>
-        <w:jc w:val="center"/>
-      </w:pPr>
-      <w:r>
-        <w:rPr>
-          <w:rFonts w:ascii="Calibri" w:hAnsi="Calibri"/>
-          <w:b w:val="0"/>
-          <w:sz w:val="18"/>
-        </w:rPr>
-        <w:t>Submittal No.: [## ## ##-##]  |  Date: [YYYY-MM-DD]  |  Project / CSP #: [##]  |  A&amp;E Project #: [##]</w:t>
-      </w:r>
-    </w:p>
     <w:sectPr>
       <w:pgSz w:w="12240" w:h="15840"/>
-      <w:pgMar w:top="1008" w:right="1008" w:bottom="1008" w:left="1008" w:header="720" w:footer="720" w:gutter="0"/>
+      <w:pgMar w:top="864" w:right="1008" w:bottom="864" w:left="1008" w:header="720" w:footer="720" w:gutter="0"/>
       <w:cols w:space="720"/>
       <w:docGrid w:linePitch="360"/>
     </w:sectPr>

--- a/templates/submittals/03_Submittal_Index.docx
+++ b/templates/submittals/03_Submittal_Index.docx
@@ -7,8 +7,10 @@
         <w:rPr>
           <w:rFonts w:ascii="Calibri" w:hAnsi="Calibri"/>
           <w:b/>
+          <w:i w:val="0"/>
           <w:color w:val="000000"/>
           <w:sz w:val="22"/>
+          <w:u w:val="none"/>
         </w:rPr>
         <w:t>[Company Name]</w:t>
       </w:r>
@@ -18,8 +20,10 @@
         <w:rPr>
           <w:rFonts w:ascii="Calibri" w:hAnsi="Calibri"/>
           <w:b w:val="0"/>
+          <w:i w:val="0"/>
           <w:color w:val="000000"/>
           <w:sz w:val="18"/>
+          <w:u w:val="none"/>
         </w:rPr>
         <w:t>[Street Address]</w:t>
       </w:r>
@@ -29,8 +33,10 @@
         <w:rPr>
           <w:rFonts w:ascii="Calibri" w:hAnsi="Calibri"/>
           <w:b w:val="0"/>
+          <w:i w:val="0"/>
           <w:color w:val="000000"/>
           <w:sz w:val="18"/>
+          <w:u w:val="none"/>
         </w:rPr>
         <w:t>[City, State ZIP]</w:t>
       </w:r>
@@ -40,8 +46,10 @@
         <w:rPr>
           <w:rFonts w:ascii="Calibri" w:hAnsi="Calibri"/>
           <w:b w:val="0"/>
+          <w:i w:val="0"/>
           <w:color w:val="000000"/>
           <w:sz w:val="18"/>
+          <w:u w:val="none"/>
         </w:rPr>
         <w:t>[Phone]</w:t>
       </w:r>
@@ -51,6 +59,7 @@
         <w:rPr>
           <w:rFonts w:ascii="Calibri" w:hAnsi="Calibri"/>
           <w:b w:val="0"/>
+          <w:i w:val="0"/>
           <w:color w:val="0563C1"/>
           <w:sz w:val="18"/>
           <w:u w:val="single"/>
@@ -59,71 +68,60 @@
       </w:r>
     </w:p>
     <w:p/>
-    <w:tbl>
-      <w:tblPr>
-        <w:tblW w:type="auto" w:w="0"/>
+    <w:p>
+      <w:pPr>
         <w:jc w:val="center"/>
-        <w:tblLayout w:type="fixed"/>
-        <w:tblLook w:firstColumn="1" w:firstRow="1" w:lastColumn="0" w:lastRow="0" w:noHBand="0" w:noVBand="1" w:val="04A0"/>
-      </w:tblPr>
-      <w:tblGrid>
-        <w:gridCol w:w="10224"/>
-      </w:tblGrid>
-      <w:tr>
-        <w:tc>
-          <w:tcPr>
-            <w:tcW w:type="dxa" w:w="10224"/>
-            <w:shd w:val="clear" w:color="auto" w:fill="1F3864"/>
-          </w:tcPr>
-          <w:p>
-            <w:pPr>
-              <w:jc w:val="center"/>
-            </w:pPr>
-            <w:r/>
-            <w:r>
-              <w:rPr>
-                <w:rFonts w:ascii="Calibri" w:hAnsi="Calibri"/>
-                <w:b/>
-                <w:color w:val="FFFFFF"/>
-                <w:sz w:val="36"/>
-              </w:rPr>
-              <w:t>SUBMITTAL INDEX</w:t>
-            </w:r>
-          </w:p>
-        </w:tc>
-      </w:tr>
-      <w:tr>
-        <w:tc>
-          <w:tcPr>
-            <w:tcW w:type="dxa" w:w="10224"/>
-            <w:shd w:val="clear" w:color="auto" w:fill="1F3864"/>
-          </w:tcPr>
-          <w:p>
-            <w:pPr>
-              <w:jc w:val="center"/>
-            </w:pPr>
-            <w:r/>
-            <w:r>
-              <w:rPr>
-                <w:rFonts w:ascii="Calibri" w:hAnsi="Calibri"/>
-                <w:b w:val="0"/>
-                <w:color w:val="FFFFFF"/>
-                <w:sz w:val="20"/>
-              </w:rPr>
-              <w:t>Division [## ## ##]  -  [Division Name]</w:t>
-            </w:r>
-          </w:p>
-        </w:tc>
-      </w:tr>
-    </w:tbl>
-    <w:p/>
-    <w:p>
+      </w:pPr>
       <w:r>
         <w:rPr>
           <w:rFonts w:ascii="Calibri" w:hAnsi="Calibri"/>
           <w:b/>
+          <w:i w:val="0"/>
+          <w:color w:val="000000"/>
+          <w:sz w:val="36"/>
+          <w:u w:val="none"/>
+        </w:rPr>
+        <w:t>SUBMITTAL INDEX</w:t>
+      </w:r>
+    </w:p>
+    <w:p>
+      <w:pPr>
+        <w:jc w:val="center"/>
+      </w:pPr>
+      <w:r>
+        <w:rPr>
+          <w:rFonts w:ascii="Calibri" w:hAnsi="Calibri"/>
+          <w:b w:val="0"/>
+          <w:i w:val="0"/>
+          <w:color w:val="1F3864"/>
+          <w:sz w:val="22"/>
+          <w:u w:val="none"/>
+        </w:rPr>
+        <w:t>Division [## ## ##]  -  [Division Name]</w:t>
+      </w:r>
+    </w:p>
+    <w:p>
+      <w:pPr>
+        <w:pBdr>
+          <w:bottom w:val="single" w:sz="8" w:space="1" w:color="1F3864"/>
+        </w:pBdr>
+      </w:pPr>
+    </w:p>
+    <w:p/>
+    <w:p>
+      <w:pPr>
+        <w:pBdr>
+          <w:bottom w:val="single" w:sz="6" w:space="2" w:color="BFBFBF"/>
+        </w:pBdr>
+      </w:pPr>
+      <w:r>
+        <w:rPr>
+          <w:rFonts w:ascii="Calibri" w:hAnsi="Calibri"/>
+          <w:b/>
+          <w:i w:val="0"/>
           <w:color w:val="000000"/>
           <w:sz w:val="22"/>
+          <w:u w:val="none"/>
         </w:rPr>
         <w:t>ITEMS SUBMITTED</w:t>
       </w:r>
@@ -154,13 +152,18 @@
             <w:shd w:val="clear" w:color="auto" w:fill="DAE3F3"/>
           </w:tcPr>
           <w:p>
+            <w:pPr>
+              <w:jc w:val="center"/>
+            </w:pPr>
             <w:r/>
             <w:r>
               <w:rPr>
                 <w:rFonts w:ascii="Calibri" w:hAnsi="Calibri"/>
                 <w:b/>
+                <w:i w:val="0"/>
                 <w:color w:val="000000"/>
                 <w:sz w:val="20"/>
+                <w:u w:val="none"/>
               </w:rPr>
               <w:t>Item</w:t>
             </w:r>
@@ -177,8 +180,10 @@
               <w:rPr>
                 <w:rFonts w:ascii="Calibri" w:hAnsi="Calibri"/>
                 <w:b/>
+                <w:i w:val="0"/>
                 <w:color w:val="000000"/>
                 <w:sz w:val="20"/>
+                <w:u w:val="none"/>
               </w:rPr>
               <w:t>Description</w:t>
             </w:r>
@@ -190,13 +195,18 @@
             <w:shd w:val="clear" w:color="auto" w:fill="DAE3F3"/>
           </w:tcPr>
           <w:p>
+            <w:pPr>
+              <w:jc w:val="center"/>
+            </w:pPr>
             <w:r/>
             <w:r>
               <w:rPr>
                 <w:rFonts w:ascii="Calibri" w:hAnsi="Calibri"/>
                 <w:b/>
+                <w:i w:val="0"/>
                 <w:color w:val="000000"/>
                 <w:sz w:val="20"/>
+                <w:u w:val="none"/>
               </w:rPr>
               <w:t>Spec Section</w:t>
             </w:r>
@@ -217,8 +227,10 @@
               <w:rPr>
                 <w:rFonts w:ascii="Calibri" w:hAnsi="Calibri"/>
                 <w:b w:val="0"/>
+                <w:i w:val="0"/>
                 <w:color w:val="000000"/>
                 <w:sz w:val="20"/>
+                <w:u w:val="none"/>
               </w:rPr>
               <w:t>1</w:t>
             </w:r>
@@ -234,8 +246,10 @@
               <w:rPr>
                 <w:rFonts w:ascii="Calibri" w:hAnsi="Calibri"/>
                 <w:b w:val="0"/>
+                <w:i w:val="0"/>
                 <w:color w:val="000000"/>
                 <w:sz w:val="20"/>
+                <w:u w:val="none"/>
               </w:rPr>
               <w:t>[Product / shop drawing / sample description - manufacturer, model, rating, application, quantity]</w:t>
             </w:r>
@@ -254,8 +268,10 @@
               <w:rPr>
                 <w:rFonts w:ascii="Calibri" w:hAnsi="Calibri"/>
                 <w:b w:val="0"/>
+                <w:i w:val="0"/>
                 <w:color w:val="000000"/>
                 <w:sz w:val="20"/>
+                <w:u w:val="none"/>
               </w:rPr>
               <w:t>[## ## ##]</w:t>
             </w:r>
@@ -273,8 +289,10 @@
               <w:rPr>
                 <w:rFonts w:ascii="Calibri" w:hAnsi="Calibri"/>
                 <w:b w:val="0"/>
+                <w:i w:val="0"/>
                 <w:color w:val="000000"/>
                 <w:sz w:val="20"/>
+                <w:u w:val="none"/>
               </w:rPr>
             </w:r>
           </w:p>
@@ -289,8 +307,10 @@
               <w:rPr>
                 <w:rFonts w:ascii="Calibri" w:hAnsi="Calibri"/>
                 <w:b w:val="0"/>
+                <w:i w:val="0"/>
                 <w:color w:val="000000"/>
                 <w:sz w:val="20"/>
+                <w:u w:val="none"/>
               </w:rPr>
             </w:r>
           </w:p>
@@ -305,8 +325,10 @@
               <w:rPr>
                 <w:rFonts w:ascii="Calibri" w:hAnsi="Calibri"/>
                 <w:b w:val="0"/>
+                <w:i w:val="0"/>
                 <w:color w:val="000000"/>
                 <w:sz w:val="20"/>
+                <w:u w:val="none"/>
               </w:rPr>
             </w:r>
           </w:p>
@@ -323,8 +345,10 @@
               <w:rPr>
                 <w:rFonts w:ascii="Calibri" w:hAnsi="Calibri"/>
                 <w:b w:val="0"/>
+                <w:i w:val="0"/>
                 <w:color w:val="000000"/>
                 <w:sz w:val="20"/>
+                <w:u w:val="none"/>
               </w:rPr>
             </w:r>
           </w:p>
@@ -339,8 +363,10 @@
               <w:rPr>
                 <w:rFonts w:ascii="Calibri" w:hAnsi="Calibri"/>
                 <w:b w:val="0"/>
+                <w:i w:val="0"/>
                 <w:color w:val="000000"/>
                 <w:sz w:val="20"/>
+                <w:u w:val="none"/>
               </w:rPr>
             </w:r>
           </w:p>
@@ -355,8 +381,66 @@
               <w:rPr>
                 <w:rFonts w:ascii="Calibri" w:hAnsi="Calibri"/>
                 <w:b w:val="0"/>
+                <w:i w:val="0"/>
                 <w:color w:val="000000"/>
                 <w:sz w:val="20"/>
+                <w:u w:val="none"/>
+              </w:rPr>
+            </w:r>
+          </w:p>
+        </w:tc>
+      </w:tr>
+      <w:tr>
+        <w:tc>
+          <w:tcPr>
+            <w:tcW w:type="dxa" w:w="1008"/>
+          </w:tcPr>
+          <w:p>
+            <w:r/>
+            <w:r>
+              <w:rPr>
+                <w:rFonts w:ascii="Calibri" w:hAnsi="Calibri"/>
+                <w:b w:val="0"/>
+                <w:i w:val="0"/>
+                <w:color w:val="000000"/>
+                <w:sz w:val="20"/>
+                <w:u w:val="none"/>
+              </w:rPr>
+            </w:r>
+          </w:p>
+        </w:tc>
+        <w:tc>
+          <w:tcPr>
+            <w:tcW w:type="dxa" w:w="7776"/>
+          </w:tcPr>
+          <w:p>
+            <w:r/>
+            <w:r>
+              <w:rPr>
+                <w:rFonts w:ascii="Calibri" w:hAnsi="Calibri"/>
+                <w:b w:val="0"/>
+                <w:i w:val="0"/>
+                <w:color w:val="000000"/>
+                <w:sz w:val="20"/>
+                <w:u w:val="none"/>
+              </w:rPr>
+            </w:r>
+          </w:p>
+        </w:tc>
+        <w:tc>
+          <w:tcPr>
+            <w:tcW w:type="dxa" w:w="1440"/>
+          </w:tcPr>
+          <w:p>
+            <w:r/>
+            <w:r>
+              <w:rPr>
+                <w:rFonts w:ascii="Calibri" w:hAnsi="Calibri"/>
+                <w:b w:val="0"/>
+                <w:i w:val="0"/>
+                <w:color w:val="000000"/>
+                <w:sz w:val="20"/>
+                <w:u w:val="none"/>
               </w:rPr>
             </w:r>
           </w:p>
@@ -365,14 +449,21 @@
     </w:tbl>
     <w:p/>
     <w:p>
+      <w:pPr>
+        <w:pBdr>
+          <w:bottom w:val="single" w:sz="6" w:space="2" w:color="BFBFBF"/>
+        </w:pBdr>
+      </w:pPr>
       <w:r>
         <w:rPr>
           <w:rFonts w:ascii="Calibri" w:hAnsi="Calibri"/>
           <w:b/>
+          <w:i w:val="0"/>
           <w:color w:val="000000"/>
           <w:sz w:val="22"/>
+          <w:u w:val="none"/>
         </w:rPr>
-        <w:t>KNOWN DEVIATIONS FROM CONTRACT DOCUMENTS</w:t>
+        <w:t>CONTRACTOR'S REMARKS</w:t>
       </w:r>
     </w:p>
     <w:p>
@@ -380,10 +471,25 @@
         <w:rPr>
           <w:rFonts w:ascii="Calibri" w:hAnsi="Calibri"/>
           <w:b w:val="0"/>
+          <w:i w:val="0"/>
+          <w:color w:val="1F3864"/>
+          <w:sz w:val="20"/>
+          <w:u w:val="none"/>
+        </w:rPr>
+        <w:t>Division [## ## ##]  -  [Division Name]</w:t>
+      </w:r>
+    </w:p>
+    <w:p>
+      <w:r>
+        <w:rPr>
+          <w:rFonts w:ascii="Calibri" w:hAnsi="Calibri"/>
+          <w:b w:val="0"/>
+          <w:i w:val="0"/>
           <w:color w:val="000000"/>
           <w:sz w:val="20"/>
+          <w:u w:val="none"/>
         </w:rPr>
-        <w:t>Per Section [23 00 90 / 01 33 00], the following deviations are noted where submittals differ from the contract documents. All items are flagged with revision clouds and callout notes in the attached markup for the Engineer's review and comment.</w:t>
+        <w:t>Contractor has reviewed submitted product data against Division [##] specifications. The following remarks are provided for the Engineer's consideration.</w:t>
       </w:r>
     </w:p>
     <w:p/>
@@ -414,15 +520,20 @@
             <w:shd w:val="clear" w:color="auto" w:fill="DAE3F3"/>
           </w:tcPr>
           <w:p>
+            <w:pPr>
+              <w:jc w:val="center"/>
+            </w:pPr>
             <w:r/>
             <w:r>
               <w:rPr>
                 <w:rFonts w:ascii="Calibri" w:hAnsi="Calibri"/>
                 <w:b/>
+                <w:i w:val="0"/>
                 <w:color w:val="000000"/>
                 <w:sz w:val="20"/>
+                <w:u w:val="none"/>
               </w:rPr>
-              <w:t>No.</w:t>
+              <w:t>#</w:t>
             </w:r>
           </w:p>
         </w:tc>
@@ -437,10 +548,12 @@
               <w:rPr>
                 <w:rFonts w:ascii="Calibri" w:hAnsi="Calibri"/>
                 <w:b/>
+                <w:i w:val="0"/>
                 <w:color w:val="000000"/>
                 <w:sz w:val="20"/>
+                <w:u w:val="none"/>
               </w:rPr>
-              <w:t>Deviation</w:t>
+              <w:t>Remark</w:t>
             </w:r>
           </w:p>
         </w:tc>
@@ -450,13 +563,18 @@
             <w:shd w:val="clear" w:color="auto" w:fill="DAE3F3"/>
           </w:tcPr>
           <w:p>
+            <w:pPr>
+              <w:jc w:val="center"/>
+            </w:pPr>
             <w:r/>
             <w:r>
               <w:rPr>
                 <w:rFonts w:ascii="Calibri" w:hAnsi="Calibri"/>
                 <w:b/>
+                <w:i w:val="0"/>
                 <w:color w:val="000000"/>
                 <w:sz w:val="20"/>
+                <w:u w:val="none"/>
               </w:rPr>
               <w:t>Spec Ref.</w:t>
             </w:r>
@@ -468,15 +586,194 @@
             <w:shd w:val="clear" w:color="auto" w:fill="DAE3F3"/>
           </w:tcPr>
           <w:p>
+            <w:pPr>
+              <w:jc w:val="center"/>
+            </w:pPr>
             <w:r/>
             <w:r>
               <w:rPr>
                 <w:rFonts w:ascii="Calibri" w:hAnsi="Calibri"/>
                 <w:b/>
+                <w:i w:val="0"/>
                 <w:color w:val="000000"/>
                 <w:sz w:val="20"/>
+                <w:u w:val="none"/>
               </w:rPr>
-              <w:t>Severity</w:t>
+              <w:t>Status</w:t>
+            </w:r>
+          </w:p>
+        </w:tc>
+      </w:tr>
+      <w:tr>
+        <w:tc>
+          <w:tcPr>
+            <w:tcW w:type="dxa" w:w="720"/>
+          </w:tcPr>
+          <w:p>
+            <w:pPr>
+              <w:jc w:val="center"/>
+            </w:pPr>
+            <w:r/>
+            <w:r>
+              <w:rPr>
+                <w:rFonts w:ascii="Calibri" w:hAnsi="Calibri"/>
+                <w:b w:val="0"/>
+                <w:i w:val="0"/>
+                <w:color w:val="000000"/>
+                <w:sz w:val="20"/>
+                <w:u w:val="none"/>
+              </w:rPr>
+              <w:t>1</w:t>
+            </w:r>
+          </w:p>
+        </w:tc>
+        <w:tc>
+          <w:tcPr>
+            <w:tcW w:type="dxa" w:w="6624"/>
+          </w:tcPr>
+          <w:p>
+            <w:r/>
+            <w:r>
+              <w:rPr>
+                <w:rFonts w:ascii="Calibri" w:hAnsi="Calibri"/>
+                <w:b w:val="0"/>
+                <w:i w:val="0"/>
+                <w:color w:val="000000"/>
+                <w:sz w:val="20"/>
+                <w:u w:val="none"/>
+              </w:rPr>
+              <w:t>[Clarification, quantity verification, or question for the Engineer]</w:t>
+            </w:r>
+          </w:p>
+        </w:tc>
+        <w:tc>
+          <w:tcPr>
+            <w:tcW w:type="dxa" w:w="1440"/>
+          </w:tcPr>
+          <w:p>
+            <w:pPr>
+              <w:jc w:val="center"/>
+            </w:pPr>
+            <w:r/>
+            <w:r>
+              <w:rPr>
+                <w:rFonts w:ascii="Calibri" w:hAnsi="Calibri"/>
+                <w:b w:val="0"/>
+                <w:i w:val="0"/>
+                <w:color w:val="000000"/>
+                <w:sz w:val="20"/>
+                <w:u w:val="none"/>
+              </w:rPr>
+              <w:t>[## ## ##]</w:t>
+            </w:r>
+          </w:p>
+        </w:tc>
+        <w:tc>
+          <w:tcPr>
+            <w:tcW w:type="dxa" w:w="1440"/>
+          </w:tcPr>
+          <w:p>
+            <w:pPr>
+              <w:jc w:val="center"/>
+            </w:pPr>
+            <w:r/>
+            <w:r>
+              <w:rPr>
+                <w:rFonts w:ascii="Calibri" w:hAnsi="Calibri"/>
+                <w:b/>
+                <w:i w:val="0"/>
+                <w:color w:val="000000"/>
+                <w:sz w:val="18"/>
+                <w:u w:val="none"/>
+              </w:rPr>
+              <w:t>FOR REVIEW</w:t>
+            </w:r>
+          </w:p>
+        </w:tc>
+      </w:tr>
+      <w:tr>
+        <w:tc>
+          <w:tcPr>
+            <w:tcW w:type="dxa" w:w="720"/>
+          </w:tcPr>
+          <w:p>
+            <w:pPr>
+              <w:jc w:val="center"/>
+            </w:pPr>
+            <w:r/>
+            <w:r>
+              <w:rPr>
+                <w:rFonts w:ascii="Calibri" w:hAnsi="Calibri"/>
+                <w:b w:val="0"/>
+                <w:i w:val="0"/>
+                <w:color w:val="000000"/>
+                <w:sz w:val="20"/>
+                <w:u w:val="none"/>
+              </w:rPr>
+              <w:t>2</w:t>
+            </w:r>
+          </w:p>
+        </w:tc>
+        <w:tc>
+          <w:tcPr>
+            <w:tcW w:type="dxa" w:w="6624"/>
+          </w:tcPr>
+          <w:p>
+            <w:r/>
+            <w:r>
+              <w:rPr>
+                <w:rFonts w:ascii="Calibri" w:hAnsi="Calibri"/>
+                <w:b w:val="0"/>
+                <w:i w:val="0"/>
+                <w:color w:val="000000"/>
+                <w:sz w:val="20"/>
+                <w:u w:val="none"/>
+              </w:rPr>
+              <w:t>[Item not in this submittal but covered elsewhere or available on request]</w:t>
+            </w:r>
+          </w:p>
+        </w:tc>
+        <w:tc>
+          <w:tcPr>
+            <w:tcW w:type="dxa" w:w="1440"/>
+          </w:tcPr>
+          <w:p>
+            <w:pPr>
+              <w:jc w:val="center"/>
+            </w:pPr>
+            <w:r/>
+            <w:r>
+              <w:rPr>
+                <w:rFonts w:ascii="Calibri" w:hAnsi="Calibri"/>
+                <w:b w:val="0"/>
+                <w:i w:val="0"/>
+                <w:color w:val="000000"/>
+                <w:sz w:val="20"/>
+                <w:u w:val="none"/>
+              </w:rPr>
+              <w:t>[## ## ##]</w:t>
+            </w:r>
+          </w:p>
+        </w:tc>
+        <w:tc>
+          <w:tcPr>
+            <w:tcW w:type="dxa" w:w="1440"/>
+          </w:tcPr>
+          <w:p>
+            <w:pPr>
+              <w:jc w:val="center"/>
+            </w:pPr>
+            <w:r/>
+            <w:r>
+              <w:rPr>
+                <w:rFonts w:ascii="Calibri" w:hAnsi="Calibri"/>
+                <w:b/>
+                <w:i w:val="0"/>
+                <w:color w:val="000000"/>
+                <w:sz w:val="18"/>
+                <w:u w:val="none"/>
+              </w:rPr>
+              <w:t>FOR INFO</w:t>
             </w:r>
           </w:p>
         </w:tc>
@@ -492,8 +789,10 @@
               <w:rPr>
                 <w:rFonts w:ascii="Calibri" w:hAnsi="Calibri"/>
                 <w:b w:val="0"/>
+                <w:i w:val="0"/>
                 <w:color w:val="000000"/>
                 <w:sz w:val="20"/>
+                <w:u w:val="none"/>
               </w:rPr>
             </w:r>
           </w:p>
@@ -508,8 +807,10 @@
               <w:rPr>
                 <w:rFonts w:ascii="Calibri" w:hAnsi="Calibri"/>
                 <w:b w:val="0"/>
+                <w:i w:val="0"/>
                 <w:color w:val="000000"/>
                 <w:sz w:val="20"/>
+                <w:u w:val="none"/>
               </w:rPr>
             </w:r>
           </w:p>
@@ -524,8 +825,10 @@
               <w:rPr>
                 <w:rFonts w:ascii="Calibri" w:hAnsi="Calibri"/>
                 <w:b w:val="0"/>
+                <w:i w:val="0"/>
                 <w:color w:val="000000"/>
                 <w:sz w:val="20"/>
+                <w:u w:val="none"/>
               </w:rPr>
             </w:r>
           </w:p>
@@ -540,146 +843,30 @@
               <w:rPr>
                 <w:rFonts w:ascii="Calibri" w:hAnsi="Calibri"/>
                 <w:b w:val="0"/>
+                <w:i w:val="0"/>
                 <w:color w:val="000000"/>
                 <w:sz w:val="20"/>
-              </w:rPr>
-            </w:r>
-          </w:p>
-        </w:tc>
-      </w:tr>
-      <w:tr>
-        <w:tc>
-          <w:tcPr>
-            <w:tcW w:type="dxa" w:w="720"/>
-          </w:tcPr>
-          <w:p>
-            <w:r/>
-            <w:r>
-              <w:rPr>
-                <w:rFonts w:ascii="Calibri" w:hAnsi="Calibri"/>
-                <w:b w:val="0"/>
-                <w:color w:val="000000"/>
-                <w:sz w:val="20"/>
-              </w:rPr>
-            </w:r>
-          </w:p>
-        </w:tc>
-        <w:tc>
-          <w:tcPr>
-            <w:tcW w:type="dxa" w:w="6624"/>
-          </w:tcPr>
-          <w:p>
-            <w:r/>
-            <w:r>
-              <w:rPr>
-                <w:rFonts w:ascii="Calibri" w:hAnsi="Calibri"/>
-                <w:b w:val="0"/>
-                <w:color w:val="000000"/>
-                <w:sz w:val="20"/>
-              </w:rPr>
-            </w:r>
-          </w:p>
-        </w:tc>
-        <w:tc>
-          <w:tcPr>
-            <w:tcW w:type="dxa" w:w="1440"/>
-          </w:tcPr>
-          <w:p>
-            <w:r/>
-            <w:r>
-              <w:rPr>
-                <w:rFonts w:ascii="Calibri" w:hAnsi="Calibri"/>
-                <w:b w:val="0"/>
-                <w:color w:val="000000"/>
-                <w:sz w:val="20"/>
-              </w:rPr>
-            </w:r>
-          </w:p>
-        </w:tc>
-        <w:tc>
-          <w:tcPr>
-            <w:tcW w:type="dxa" w:w="1440"/>
-          </w:tcPr>
-          <w:p>
-            <w:r/>
-            <w:r>
-              <w:rPr>
-                <w:rFonts w:ascii="Calibri" w:hAnsi="Calibri"/>
-                <w:b w:val="0"/>
-                <w:color w:val="000000"/>
-                <w:sz w:val="20"/>
-              </w:rPr>
-            </w:r>
-          </w:p>
-        </w:tc>
-      </w:tr>
-      <w:tr>
-        <w:tc>
-          <w:tcPr>
-            <w:tcW w:type="dxa" w:w="720"/>
-          </w:tcPr>
-          <w:p>
-            <w:r/>
-            <w:r>
-              <w:rPr>
-                <w:rFonts w:ascii="Calibri" w:hAnsi="Calibri"/>
-                <w:b w:val="0"/>
-                <w:color w:val="000000"/>
-                <w:sz w:val="20"/>
-              </w:rPr>
-            </w:r>
-          </w:p>
-        </w:tc>
-        <w:tc>
-          <w:tcPr>
-            <w:tcW w:type="dxa" w:w="6624"/>
-          </w:tcPr>
-          <w:p>
-            <w:r/>
-            <w:r>
-              <w:rPr>
-                <w:rFonts w:ascii="Calibri" w:hAnsi="Calibri"/>
-                <w:b w:val="0"/>
-                <w:color w:val="000000"/>
-                <w:sz w:val="20"/>
-              </w:rPr>
-            </w:r>
-          </w:p>
-        </w:tc>
-        <w:tc>
-          <w:tcPr>
-            <w:tcW w:type="dxa" w:w="1440"/>
-          </w:tcPr>
-          <w:p>
-            <w:r/>
-            <w:r>
-              <w:rPr>
-                <w:rFonts w:ascii="Calibri" w:hAnsi="Calibri"/>
-                <w:b w:val="0"/>
-                <w:color w:val="000000"/>
-                <w:sz w:val="20"/>
-              </w:rPr>
-            </w:r>
-          </w:p>
-        </w:tc>
-        <w:tc>
-          <w:tcPr>
-            <w:tcW w:type="dxa" w:w="1440"/>
-          </w:tcPr>
-          <w:p>
-            <w:r/>
-            <w:r>
-              <w:rPr>
-                <w:rFonts w:ascii="Calibri" w:hAnsi="Calibri"/>
-                <w:b w:val="0"/>
-                <w:color w:val="000000"/>
-                <w:sz w:val="20"/>
+                <w:u w:val="none"/>
               </w:rPr>
             </w:r>
           </w:p>
         </w:tc>
       </w:tr>
     </w:tbl>
+    <w:p/>
+    <w:p>
+      <w:r>
+        <w:rPr>
+          <w:rFonts w:ascii="Calibri" w:hAnsi="Calibri"/>
+          <w:b w:val="0"/>
+          <w:i/>
+          <w:color w:val="1F3864"/>
+          <w:sz w:val="18"/>
+          <w:u w:val="none"/>
+        </w:rPr>
+        <w:t>Submittal No.: [## ## ##-##]  |  Date: [Date]  |  CSP #[##]  |  A/E Project #[##]</w:t>
+      </w:r>
+    </w:p>
     <w:sectPr>
       <w:pgSz w:w="12240" w:h="15840"/>
       <w:pgMar w:top="864" w:right="1008" w:bottom="864" w:left="1008" w:header="720" w:footer="720" w:gutter="0"/>
